--- a/week8/week8_Assignment_Screenshots.docx
+++ b/week8/week8_Assignment_Screenshots.docx
@@ -4,6 +4,69 @@
   <w:body>
     <w:p>
       <w:r>
+        <w:t>RAGAS:</w:t>
+      </w:r>
+    </w:p>
+    <w:p>
+      <w:r>
+        <w:drawing>
+          <wp:inline distT="0" distB="0" distL="0" distR="0" wp14:anchorId="7A603367" wp14:editId="59F397B1">
+            <wp:extent cx="5731510" cy="4133215"/>
+            <wp:effectExtent l="0" t="0" r="0" b="0"/>
+            <wp:docPr id="2" name="Picture 2"/>
+            <wp:cNvGraphicFramePr>
+              <a:graphicFrameLocks xmlns:a="http://schemas.openxmlformats.org/drawingml/2006/main" noChangeAspect="1"/>
+            </wp:cNvGraphicFramePr>
+            <a:graphic xmlns:a="http://schemas.openxmlformats.org/drawingml/2006/main">
+              <a:graphicData uri="http://schemas.openxmlformats.org/drawingml/2006/picture">
+                <pic:pic xmlns:pic="http://schemas.openxmlformats.org/drawingml/2006/picture">
+                  <pic:nvPicPr>
+                    <pic:cNvPr id="1" name=""/>
+                    <pic:cNvPicPr/>
+                  </pic:nvPicPr>
+                  <pic:blipFill>
+                    <a:blip r:embed="rId4"/>
+                    <a:stretch>
+                      <a:fillRect/>
+                    </a:stretch>
+                  </pic:blipFill>
+                  <pic:spPr>
+                    <a:xfrm>
+                      <a:off x="0" y="0"/>
+                      <a:ext cx="5731510" cy="4133215"/>
+                    </a:xfrm>
+                    <a:prstGeom prst="rect">
+                      <a:avLst/>
+                    </a:prstGeom>
+                  </pic:spPr>
+                </pic:pic>
+              </a:graphicData>
+            </a:graphic>
+          </wp:inline>
+        </w:drawing>
+      </w:r>
+    </w:p>
+    <w:p/>
+    <w:p/>
+    <w:p>
+      <w:r>
+        <w:t xml:space="preserve">All </w:t>
+      </w:r>
+      <w:proofErr w:type="spellStart"/>
+      <w:r>
+        <w:t>DeepEval</w:t>
+      </w:r>
+      <w:proofErr w:type="spellEnd"/>
+      <w:r>
+        <w:t xml:space="preserve"> metrics:</w:t>
+      </w:r>
+    </w:p>
+    <w:p/>
+    <w:p>
+      <w:r>
+        <w:rPr>
+          <w:noProof/>
+        </w:rPr>
         <w:drawing>
           <wp:inline distT="0" distB="0" distL="0" distR="0" wp14:anchorId="11A701A4" wp14:editId="1279F27A">
             <wp:extent cx="5731510" cy="3496310"/>
@@ -20,7 +83,7 @@
                     <pic:cNvPicPr/>
                   </pic:nvPicPr>
                   <pic:blipFill>
-                    <a:blip r:embed="rId4"/>
+                    <a:blip r:embed="rId5"/>
                     <a:stretch>
                       <a:fillRect/>
                     </a:stretch>
@@ -44,6 +107,10 @@
     <w:p/>
     <w:p>
       <w:r>
+        <w:rPr>
+          <w:noProof/>
+        </w:rPr>
+        <w:lastRenderedPageBreak/>
         <w:drawing>
           <wp:inline distT="0" distB="0" distL="0" distR="0" wp14:anchorId="6B38FA74" wp14:editId="265F2F3B">
             <wp:extent cx="5731510" cy="4513580"/>
@@ -60,7 +127,7 @@
                     <pic:cNvPicPr/>
                   </pic:nvPicPr>
                   <pic:blipFill>
-                    <a:blip r:embed="rId5"/>
+                    <a:blip r:embed="rId6"/>
                     <a:stretch>
                       <a:fillRect/>
                     </a:stretch>
@@ -84,6 +151,16 @@
     <w:p/>
     <w:p>
       <w:r>
+        <w:t>All RAGAS metrics:</w:t>
+      </w:r>
+    </w:p>
+    <w:p/>
+    <w:p/>
+    <w:p>
+      <w:r>
+        <w:rPr>
+          <w:noProof/>
+        </w:rPr>
         <w:lastRenderedPageBreak/>
         <w:drawing>
           <wp:inline distT="0" distB="0" distL="0" distR="0" wp14:anchorId="12B00A78" wp14:editId="62AA525A">
@@ -101,7 +178,7 @@
                     <pic:cNvPicPr/>
                   </pic:nvPicPr>
                   <pic:blipFill>
-                    <a:blip r:embed="rId6"/>
+                    <a:blip r:embed="rId7"/>
                     <a:stretch>
                       <a:fillRect/>
                     </a:stretch>
@@ -125,6 +202,9 @@
     <w:p/>
     <w:p>
       <w:r>
+        <w:rPr>
+          <w:noProof/>
+        </w:rPr>
         <w:drawing>
           <wp:inline distT="0" distB="0" distL="0" distR="0" wp14:anchorId="39E7CE80" wp14:editId="03638253">
             <wp:extent cx="5731510" cy="3281045"/>
@@ -141,7 +221,7 @@
                     <pic:cNvPicPr/>
                   </pic:nvPicPr>
                   <pic:blipFill>
-                    <a:blip r:embed="rId7"/>
+                    <a:blip r:embed="rId8"/>
                     <a:stretch>
                       <a:fillRect/>
                     </a:stretch>
